--- a/!docs/Разворачивание комплекса Smart Royalty Service.docx
+++ b/!docs/Разворачивание комплекса Smart Royalty Service.docx
@@ -58,9 +58,13 @@
           <w:numId w:val="1"/>
         </w:numPr>
         <w:ind w:left="0" w:hanging="284"/>
-      </w:pPr>
-      <w:r>
-        <w:rPr>
+        <w:rPr>
+          <w:b/>
+        </w:rPr>
+      </w:pPr>
+      <w:r>
+        <w:rPr>
+          <w:b/>
           <w:lang w:val="ru-RU"/>
         </w:rPr>
         <w:t>Разворачивание Базы данных</w:t>
@@ -229,21 +233,7 @@
         <w:rPr>
           <w:lang w:val="uk-UA"/>
         </w:rPr>
-        <w:t xml:space="preserve">доступ к </w:t>
-      </w:r>
-      <w:proofErr w:type="spellStart"/>
-      <w:r>
-        <w:rPr>
-          <w:lang w:val="uk-UA"/>
-        </w:rPr>
-        <w:t>основной</w:t>
-      </w:r>
-      <w:proofErr w:type="spellEnd"/>
-      <w:r>
-        <w:rPr>
-          <w:lang w:val="uk-UA"/>
-        </w:rPr>
-        <w:t xml:space="preserve"> БД</w:t>
+        <w:t>доступ к основной БД</w:t>
       </w:r>
       <w:r>
         <w:rPr>
@@ -291,28 +281,12 @@
         </w:rPr>
         <w:t xml:space="preserve"> </w:t>
       </w:r>
-      <w:proofErr w:type="spellStart"/>
-      <w:r>
-        <w:rPr>
-          <w:lang w:val="uk-UA"/>
-        </w:rPr>
-        <w:t>отчетность</w:t>
-      </w:r>
-      <w:proofErr w:type="spellEnd"/>
-      <w:r>
-        <w:rPr>
-          <w:lang w:val="uk-UA"/>
-        </w:rPr>
-        <w:t xml:space="preserve"> </w:t>
-      </w:r>
-      <w:proofErr w:type="spellStart"/>
-      <w:r>
-        <w:rPr>
-          <w:lang w:val="uk-UA"/>
-        </w:rPr>
-        <w:t>комплекса</w:t>
-      </w:r>
-      <w:proofErr w:type="spellEnd"/>
+      <w:r>
+        <w:rPr>
+          <w:lang w:val="uk-UA"/>
+        </w:rPr>
+        <w:t>отчетность комплекса</w:t>
+      </w:r>
       <w:r>
         <w:t xml:space="preserve">, </w:t>
       </w:r>
@@ -345,44 +319,8 @@
         <w:rPr>
           <w:lang w:val="uk-UA"/>
         </w:rPr>
-        <w:t xml:space="preserve">контроль прав </w:t>
-      </w:r>
-      <w:proofErr w:type="spellStart"/>
-      <w:r>
-        <w:rPr>
-          <w:lang w:val="uk-UA"/>
-        </w:rPr>
-        <w:t>пользователей</w:t>
-      </w:r>
-      <w:proofErr w:type="spellEnd"/>
-      <w:r>
-        <w:rPr>
-          <w:lang w:val="uk-UA"/>
-        </w:rPr>
-        <w:t xml:space="preserve"> </w:t>
-      </w:r>
-      <w:proofErr w:type="spellStart"/>
-      <w:r>
-        <w:rPr>
-          <w:lang w:val="uk-UA"/>
-        </w:rPr>
-        <w:t>комплекса</w:t>
-      </w:r>
-      <w:proofErr w:type="spellEnd"/>
-      <w:r>
-        <w:rPr>
-          <w:lang w:val="uk-UA"/>
-        </w:rPr>
-        <w:t xml:space="preserve"> (</w:t>
-      </w:r>
-      <w:proofErr w:type="spellStart"/>
-      <w:r>
-        <w:rPr>
-          <w:lang w:val="uk-UA"/>
-        </w:rPr>
-        <w:t>таблиц</w:t>
-      </w:r>
-      <w:proofErr w:type="spellEnd"/>
+        <w:t>контроль прав пользователей комплекса (таблиц</w:t>
+      </w:r>
       <w:r>
         <w:rPr>
           <w:lang w:val="ru-RU"/>
@@ -448,21 +386,7 @@
         <w:rPr>
           <w:lang w:val="uk-UA"/>
         </w:rPr>
-        <w:t xml:space="preserve"> и </w:t>
-      </w:r>
-      <w:proofErr w:type="spellStart"/>
-      <w:r>
-        <w:rPr>
-          <w:lang w:val="uk-UA"/>
-        </w:rPr>
-        <w:t>основной</w:t>
-      </w:r>
-      <w:proofErr w:type="spellEnd"/>
-      <w:r>
-        <w:rPr>
-          <w:lang w:val="uk-UA"/>
-        </w:rPr>
-        <w:t xml:space="preserve"> </w:t>
+        <w:t xml:space="preserve"> и основной </w:t>
       </w:r>
       <w:r>
         <w:rPr>
@@ -504,61 +428,17 @@
         </w:rPr>
         <w:t xml:space="preserve"> в базу </w:t>
       </w:r>
-      <w:proofErr w:type="spellStart"/>
       <w:r>
         <w:rPr>
           <w:lang w:val="en-US"/>
         </w:rPr>
         <w:t>MediaService</w:t>
       </w:r>
-      <w:proofErr w:type="spellEnd"/>
-      <w:r>
-        <w:rPr>
-          <w:lang w:val="uk-UA"/>
-        </w:rPr>
-        <w:t xml:space="preserve"> </w:t>
-      </w:r>
-      <w:proofErr w:type="spellStart"/>
-      <w:r>
-        <w:rPr>
-          <w:lang w:val="uk-UA"/>
-        </w:rPr>
-        <w:t>или</w:t>
-      </w:r>
-      <w:proofErr w:type="spellEnd"/>
-      <w:r>
-        <w:rPr>
-          <w:lang w:val="uk-UA"/>
-        </w:rPr>
-        <w:t xml:space="preserve"> </w:t>
-      </w:r>
-      <w:proofErr w:type="spellStart"/>
-      <w:r>
-        <w:rPr>
-          <w:lang w:val="uk-UA"/>
-        </w:rPr>
-        <w:t>создать</w:t>
-      </w:r>
-      <w:proofErr w:type="spellEnd"/>
-      <w:r>
-        <w:rPr>
-          <w:lang w:val="uk-UA"/>
-        </w:rPr>
-        <w:t xml:space="preserve"> БД </w:t>
-      </w:r>
-      <w:proofErr w:type="spellStart"/>
-      <w:r>
-        <w:rPr>
-          <w:lang w:val="uk-UA"/>
-        </w:rPr>
-        <w:t>из</w:t>
-      </w:r>
-      <w:proofErr w:type="spellEnd"/>
-      <w:r>
-        <w:rPr>
-          <w:lang w:val="uk-UA"/>
-        </w:rPr>
-        <w:t xml:space="preserve"> </w:t>
+      <w:r>
+        <w:rPr>
+          <w:lang w:val="uk-UA"/>
+        </w:rPr>
+        <w:t xml:space="preserve"> или создать БД из </w:t>
       </w:r>
       <w:r>
         <w:rPr>
@@ -572,47 +452,23 @@
         </w:rPr>
         <w:t xml:space="preserve"> </w:t>
       </w:r>
-      <w:proofErr w:type="spellStart"/>
-      <w:r>
-        <w:rPr>
-          <w:lang w:val="uk-UA"/>
-        </w:rPr>
-        <w:t>если</w:t>
-      </w:r>
-      <w:proofErr w:type="spellEnd"/>
-      <w:r>
-        <w:rPr>
-          <w:lang w:val="uk-UA"/>
-        </w:rPr>
-        <w:t xml:space="preserve"> БД </w:t>
-      </w:r>
-      <w:proofErr w:type="spellStart"/>
+      <w:r>
+        <w:rPr>
+          <w:lang w:val="uk-UA"/>
+        </w:rPr>
+        <w:t xml:space="preserve">если БД </w:t>
+      </w:r>
       <w:r>
         <w:rPr>
           <w:lang w:val="en-US"/>
         </w:rPr>
         <w:t>MediaService</w:t>
       </w:r>
-      <w:proofErr w:type="spellEnd"/>
-      <w:r>
-        <w:rPr>
-          <w:lang w:val="uk-UA"/>
-        </w:rPr>
-        <w:t xml:space="preserve"> </w:t>
-      </w:r>
-      <w:proofErr w:type="spellStart"/>
-      <w:r>
-        <w:rPr>
-          <w:lang w:val="uk-UA"/>
-        </w:rPr>
-        <w:t>отсутствует</w:t>
-      </w:r>
-      <w:proofErr w:type="spellEnd"/>
-      <w:r>
-        <w:rPr>
-          <w:lang w:val="uk-UA"/>
-        </w:rPr>
-        <w:t>;</w:t>
+      <w:r>
+        <w:rPr>
+          <w:lang w:val="uk-UA"/>
+        </w:rPr>
+        <w:t xml:space="preserve"> отсутствует;</w:t>
       </w:r>
     </w:p>
     <w:p>
@@ -674,14 +530,12 @@
         </w:rPr>
         <w:t xml:space="preserve"> базы </w:t>
       </w:r>
-      <w:proofErr w:type="spellStart"/>
       <w:r>
         <w:rPr>
           <w:lang w:val="en-US"/>
         </w:rPr>
         <w:t>MediaService</w:t>
       </w:r>
-      <w:proofErr w:type="spellEnd"/>
       <w:r>
         <w:rPr>
           <w:lang w:val="ru-RU"/>
@@ -697,47 +551,55 @@
           <w:numId w:val="1"/>
         </w:numPr>
         <w:ind w:left="0" w:hanging="284"/>
-      </w:pPr>
-      <w:r>
-        <w:rPr>
+        <w:rPr>
+          <w:b/>
+        </w:rPr>
+      </w:pPr>
+      <w:r>
+        <w:rPr>
+          <w:b/>
           <w:lang w:val="ru-RU"/>
         </w:rPr>
         <w:t xml:space="preserve">Разворачивание </w:t>
       </w:r>
       <w:r>
         <w:rPr>
+          <w:b/>
           <w:lang w:val="ru-RU"/>
         </w:rPr>
         <w:t>с</w:t>
       </w:r>
       <w:r>
         <w:rPr>
+          <w:b/>
           <w:lang w:val="ru-RU"/>
         </w:rPr>
         <w:t xml:space="preserve">ервера </w:t>
       </w:r>
       <w:r>
         <w:rPr>
+          <w:b/>
           <w:lang w:val="ru-RU"/>
         </w:rPr>
         <w:t>приложений</w:t>
       </w:r>
       <w:r>
         <w:rPr>
+          <w:b/>
           <w:lang w:val="ru-RU"/>
         </w:rPr>
         <w:t xml:space="preserve"> и </w:t>
       </w:r>
-      <w:proofErr w:type="spellStart"/>
-      <w:r>
-        <w:rPr>
+      <w:r>
+        <w:rPr>
+          <w:b/>
           <w:lang w:val="en-US"/>
         </w:rPr>
         <w:t>WebAPI</w:t>
       </w:r>
-      <w:proofErr w:type="spellEnd"/>
-      <w:r>
-        <w:rPr>
+      <w:r>
+        <w:rPr>
+          <w:b/>
           <w:lang w:val="ru-RU"/>
         </w:rPr>
         <w:t>:</w:t>
@@ -916,7 +778,6 @@
         </w:rPr>
         <w:t xml:space="preserve">, </w:t>
       </w:r>
-      <w:proofErr w:type="spellStart"/>
       <w:r>
         <w:rPr>
           <w:lang w:val="uk-UA"/>
@@ -927,57 +788,32 @@
         <w:rPr>
           <w:lang w:val="ru-RU"/>
         </w:rPr>
-        <w:t>ый</w:t>
-      </w:r>
-      <w:proofErr w:type="spellEnd"/>
-      <w:r>
-        <w:rPr>
-          <w:lang w:val="ru-RU"/>
-        </w:rPr>
-        <w:t xml:space="preserve"> будет </w:t>
-      </w:r>
-      <w:proofErr w:type="spellStart"/>
+        <w:t xml:space="preserve">ый будет </w:t>
+      </w:r>
       <w:r>
         <w:rPr>
           <w:lang w:val="en-US"/>
         </w:rPr>
         <w:t>WebAPI</w:t>
       </w:r>
-      <w:proofErr w:type="spellEnd"/>
-      <w:r>
-        <w:rPr>
-          <w:lang w:val="ru-RU"/>
-        </w:rPr>
-        <w:t xml:space="preserve"> </w:t>
-      </w:r>
-      <w:r>
-        <w:rPr>
-          <w:lang w:val="uk-UA"/>
-        </w:rPr>
-        <w:t xml:space="preserve">для </w:t>
-      </w:r>
-      <w:proofErr w:type="spellStart"/>
-      <w:r>
-        <w:rPr>
-          <w:lang w:val="uk-UA"/>
-        </w:rPr>
-        <w:t>комплекса</w:t>
-      </w:r>
-      <w:proofErr w:type="spellEnd"/>
-      <w:r>
-        <w:rPr>
-          <w:lang w:val="uk-UA"/>
-        </w:rPr>
-        <w:t xml:space="preserve"> (</w:t>
-      </w:r>
-      <w:proofErr w:type="spellStart"/>
-      <w:r>
-        <w:rPr>
-          <w:lang w:val="uk-UA"/>
-        </w:rPr>
-        <w:t>например</w:t>
-      </w:r>
-      <w:proofErr w:type="spellEnd"/>
+      <w:r>
+        <w:rPr>
+          <w:lang w:val="ru-RU"/>
+        </w:rPr>
+        <w:t xml:space="preserve"> </w:t>
+      </w:r>
+      <w:r>
+        <w:rPr>
+          <w:lang w:val="uk-UA"/>
+        </w:rPr>
+        <w:t>для комплекса</w:t>
+      </w:r>
+      <w:r>
+        <w:rPr>
+          <w:lang w:val="uk-UA"/>
+        </w:rPr>
+        <w:t xml:space="preserve"> (например</w:t>
+      </w:r>
       <w:r>
         <w:rPr>
           <w:lang w:val="ru-RU"/>
@@ -990,7 +826,6 @@
         </w:rPr>
         <w:t xml:space="preserve"> </w:t>
       </w:r>
-      <w:proofErr w:type="spellStart"/>
       <w:r>
         <w:rPr>
           <w:color w:val="2E74B5" w:themeColor="accent5" w:themeShade="BF"/>
@@ -998,7 +833,6 @@
         </w:rPr>
         <w:t>mediaApi</w:t>
       </w:r>
-      <w:proofErr w:type="spellEnd"/>
       <w:r>
         <w:rPr>
           <w:lang w:val="uk-UA"/>
@@ -1051,7 +885,6 @@
         </w:rPr>
         <w:t xml:space="preserve">, </w:t>
       </w:r>
-      <w:proofErr w:type="spellStart"/>
       <w:r>
         <w:rPr>
           <w:lang w:val="uk-UA"/>
@@ -1062,71 +895,26 @@
         <w:rPr>
           <w:lang w:val="ru-RU"/>
         </w:rPr>
-        <w:t>ый</w:t>
-      </w:r>
-      <w:proofErr w:type="spellEnd"/>
-      <w:r>
-        <w:rPr>
-          <w:lang w:val="ru-RU"/>
-        </w:rPr>
-        <w:t xml:space="preserve"> будет </w:t>
-      </w:r>
-      <w:proofErr w:type="spellStart"/>
+        <w:t xml:space="preserve">ый будет </w:t>
+      </w:r>
       <w:r>
         <w:rPr>
           <w:lang w:val="en-US"/>
         </w:rPr>
         <w:t>WebAPI</w:t>
       </w:r>
-      <w:proofErr w:type="spellEnd"/>
-      <w:r>
-        <w:rPr>
-          <w:lang w:val="ru-RU"/>
-        </w:rPr>
-        <w:t xml:space="preserve"> </w:t>
-      </w:r>
-      <w:r>
-        <w:rPr>
-          <w:lang w:val="uk-UA"/>
-        </w:rPr>
-        <w:t xml:space="preserve">для </w:t>
-      </w:r>
-      <w:proofErr w:type="spellStart"/>
-      <w:r>
-        <w:rPr>
-          <w:lang w:val="uk-UA"/>
-        </w:rPr>
-        <w:t>управления</w:t>
-      </w:r>
-      <w:proofErr w:type="spellEnd"/>
-      <w:r>
-        <w:rPr>
-          <w:lang w:val="uk-UA"/>
-        </w:rPr>
-        <w:t xml:space="preserve"> правами </w:t>
-      </w:r>
-      <w:proofErr w:type="spellStart"/>
-      <w:r>
-        <w:rPr>
-          <w:lang w:val="uk-UA"/>
-        </w:rPr>
-        <w:t>пользователей</w:t>
-      </w:r>
-      <w:proofErr w:type="spellEnd"/>
-      <w:r>
-        <w:rPr>
-          <w:lang w:val="uk-UA"/>
-        </w:rPr>
-        <w:t xml:space="preserve"> </w:t>
-      </w:r>
-      <w:proofErr w:type="spellStart"/>
-      <w:r>
-        <w:rPr>
-          <w:lang w:val="uk-UA"/>
-        </w:rPr>
-        <w:t>комплекса</w:t>
-      </w:r>
-      <w:proofErr w:type="spellEnd"/>
+      <w:r>
+        <w:rPr>
+          <w:lang w:val="ru-RU"/>
+        </w:rPr>
+        <w:t xml:space="preserve"> </w:t>
+      </w:r>
+      <w:r>
+        <w:rPr>
+          <w:lang w:val="uk-UA"/>
+        </w:rPr>
+        <w:t>для управления правами пользователей комплекса</w:t>
+      </w:r>
       <w:r>
         <w:rPr>
           <w:lang w:val="ru-RU"/>
@@ -1145,7 +933,6 @@
         </w:rPr>
         <w:t xml:space="preserve"> </w:t>
       </w:r>
-      <w:proofErr w:type="spellStart"/>
       <w:r>
         <w:rPr>
           <w:color w:val="538135" w:themeColor="accent6" w:themeShade="BF"/>
@@ -1153,7 +940,6 @@
         </w:rPr>
         <w:t>permitApi</w:t>
       </w:r>
-      <w:proofErr w:type="spellEnd"/>
       <w:r>
         <w:rPr>
           <w:lang w:val="ru-RU"/>
@@ -1305,10 +1091,22 @@
         <w:ind w:left="0" w:firstLine="567"/>
       </w:pPr>
       <w:r>
-        <w:t>В конфигурационный файл appsett</w:t>
-      </w:r>
-      <w:r>
-        <w:t xml:space="preserve">ings.json сайта </w:t>
+        <w:t xml:space="preserve">В конфигурационный файл </w:t>
+      </w:r>
+      <w:r>
+        <w:rPr>
+          <w:b/>
+        </w:rPr>
+        <w:t>appsett</w:t>
+      </w:r>
+      <w:r>
+        <w:rPr>
+          <w:b/>
+        </w:rPr>
+        <w:t>ings.json</w:t>
+      </w:r>
+      <w:r>
+        <w:t xml:space="preserve"> сайта </w:t>
       </w:r>
       <w:r>
         <w:rPr>
@@ -1331,19 +1129,11 @@
       <w:r>
         <w:t xml:space="preserve">I </w:t>
       </w:r>
-      <w:proofErr w:type="spellStart"/>
-      <w:r>
-        <w:rPr>
-          <w:lang w:val="uk-UA"/>
-        </w:rPr>
-        <w:t>комлекса</w:t>
-      </w:r>
-      <w:proofErr w:type="spellEnd"/>
-      <w:r>
-        <w:rPr>
-          <w:lang w:val="uk-UA"/>
-        </w:rPr>
-        <w:t>;</w:t>
+      <w:r>
+        <w:rPr>
+          <w:lang w:val="uk-UA"/>
+        </w:rPr>
+        <w:t>комлекса;</w:t>
       </w:r>
     </w:p>
     <w:p>
@@ -1356,9 +1146,17 @@
         <w:ind w:left="0" w:firstLine="567"/>
       </w:pPr>
       <w:r>
-        <w:t xml:space="preserve">В конфигурационный файл appsettings.json сайта </w:t>
-      </w:r>
-      <w:proofErr w:type="spellStart"/>
+        <w:t xml:space="preserve">В конфигурационный файл </w:t>
+      </w:r>
+      <w:r>
+        <w:rPr>
+          <w:b/>
+        </w:rPr>
+        <w:t>appsettings.json</w:t>
+      </w:r>
+      <w:r>
+        <w:t xml:space="preserve"> сайта </w:t>
+      </w:r>
       <w:r>
         <w:rPr>
           <w:color w:val="2E74B5" w:themeColor="accent5" w:themeShade="BF"/>
@@ -1366,7 +1164,6 @@
         </w:rPr>
         <w:t>mediaApi</w:t>
       </w:r>
-      <w:proofErr w:type="spellEnd"/>
       <w:r>
         <w:rPr>
           <w:lang w:val="ru-RU"/>
@@ -1393,10 +1190,16 @@
         <w:ind w:left="0" w:firstLine="567"/>
       </w:pPr>
       <w:r>
-        <w:t>В конфигурационный файл appsett</w:t>
-      </w:r>
-      <w:r>
-        <w:t xml:space="preserve">ings.json сайта </w:t>
+        <w:t xml:space="preserve">В конфигурационный файл </w:t>
+      </w:r>
+      <w:r>
+        <w:rPr>
+          <w:b/>
+        </w:rPr>
+        <w:t>appsettings.json</w:t>
+      </w:r>
+      <w:r>
+        <w:t xml:space="preserve"> сайта </w:t>
       </w:r>
       <w:r>
         <w:rPr>
@@ -1425,19 +1228,11 @@
       <w:r>
         <w:t xml:space="preserve">I </w:t>
       </w:r>
-      <w:proofErr w:type="spellStart"/>
-      <w:r>
-        <w:rPr>
-          <w:lang w:val="uk-UA"/>
-        </w:rPr>
-        <w:t>комлекса</w:t>
-      </w:r>
-      <w:proofErr w:type="spellEnd"/>
-      <w:r>
-        <w:rPr>
-          <w:lang w:val="uk-UA"/>
-        </w:rPr>
-        <w:t>;</w:t>
+      <w:r>
+        <w:rPr>
+          <w:lang w:val="uk-UA"/>
+        </w:rPr>
+        <w:t>комлекса;</w:t>
       </w:r>
     </w:p>
     <w:p>
@@ -1472,25 +1267,387 @@
       <w:pPr>
         <w:pStyle w:val="a3"/>
         <w:numPr>
+          <w:ilvl w:val="2"/>
+          <w:numId w:val="1"/>
+        </w:numPr>
+        <w:ind w:left="0" w:firstLine="567"/>
+      </w:pPr>
+      <w:r>
+        <w:rPr>
+          <w:lang w:val="ru-RU"/>
+        </w:rPr>
+        <w:t xml:space="preserve">После разворачивания </w:t>
+      </w:r>
+      <w:r>
+        <w:rPr>
+          <w:lang w:val="uk-UA"/>
+        </w:rPr>
+        <w:t xml:space="preserve">сайта </w:t>
+      </w:r>
+      <w:r>
+        <w:rPr>
+          <w:lang w:val="ru-RU"/>
+        </w:rPr>
+        <w:t>нужно будет добавить настройку</w:t>
+      </w:r>
+      <w:r>
+        <w:rPr>
+          <w:lang w:val="ru-RU"/>
+        </w:rPr>
+        <w:t xml:space="preserve"> </w:t>
+      </w:r>
+      <w:r>
+        <w:rPr>
+          <w:color w:val="538135" w:themeColor="accent6" w:themeShade="BF"/>
+          <w:lang w:val="en-US"/>
+        </w:rPr>
+        <w:t>requestTimeout</w:t>
+      </w:r>
+      <w:r>
+        <w:rPr>
+          <w:color w:val="538135" w:themeColor="accent6" w:themeShade="BF"/>
+          <w:lang w:val="ru-RU"/>
+        </w:rPr>
+        <w:t xml:space="preserve"> </w:t>
+      </w:r>
+      <w:r>
+        <w:rPr>
+          <w:lang w:val="ru-RU"/>
+        </w:rPr>
+        <w:t xml:space="preserve">в файл </w:t>
+      </w:r>
+      <w:r>
+        <w:rPr>
+          <w:lang w:val="en-US"/>
+        </w:rPr>
+        <w:t>web</w:t>
+      </w:r>
+      <w:r>
+        <w:rPr>
+          <w:lang w:val="ru-RU"/>
+        </w:rPr>
+        <w:t>.</w:t>
+      </w:r>
+      <w:r>
+        <w:rPr>
+          <w:lang w:val="en-US"/>
+        </w:rPr>
+        <w:t>config</w:t>
+      </w:r>
+      <w:r>
+        <w:rPr>
+          <w:lang w:val="uk-UA"/>
+        </w:rPr>
+        <w:t xml:space="preserve"> (в корне сайта):</w:t>
+      </w:r>
+    </w:p>
+    <w:p>
+      <w:pPr>
+        <w:pStyle w:val="a3"/>
+        <w:ind w:left="567"/>
+        <w:rPr>
+          <w:color w:val="2E74B5" w:themeColor="accent5" w:themeShade="BF"/>
+        </w:rPr>
+      </w:pPr>
+      <w:r>
+        <w:rPr>
+          <w:color w:val="2E74B5" w:themeColor="accent5" w:themeShade="BF"/>
+        </w:rPr>
+        <w:t>&lt;system.webServer&gt;</w:t>
+      </w:r>
+    </w:p>
+    <w:p>
+      <w:pPr>
+        <w:pStyle w:val="a3"/>
+        <w:ind w:left="567"/>
+        <w:rPr>
+          <w:color w:val="2E74B5" w:themeColor="accent5" w:themeShade="BF"/>
+          <w:lang w:val="uk-UA"/>
+        </w:rPr>
+      </w:pPr>
+      <w:r>
+        <w:rPr>
+          <w:color w:val="2E74B5" w:themeColor="accent5" w:themeShade="BF"/>
+          <w:lang w:val="uk-UA"/>
+        </w:rPr>
+        <w:t>….</w:t>
+      </w:r>
+    </w:p>
+    <w:p>
+      <w:pPr>
+        <w:pStyle w:val="a3"/>
+        <w:ind w:left="567"/>
+        <w:rPr>
+          <w:color w:val="2E74B5" w:themeColor="accent5" w:themeShade="BF"/>
+          <w:lang w:val="en-US"/>
+        </w:rPr>
+      </w:pPr>
+      <w:r>
+        <w:rPr>
+          <w:color w:val="2E74B5" w:themeColor="accent5" w:themeShade="BF"/>
+          <w:lang w:val="en-US"/>
+        </w:rPr>
+        <w:t>&lt;</w:t>
+      </w:r>
+      <w:r>
+        <w:rPr>
+          <w:color w:val="2E74B5" w:themeColor="accent5" w:themeShade="BF"/>
+          <w:lang w:val="en-US"/>
+        </w:rPr>
+        <w:t xml:space="preserve">aspNetCore </w:t>
+      </w:r>
+      <w:r>
+        <w:rPr>
+          <w:color w:val="2E74B5" w:themeColor="accent5" w:themeShade="BF"/>
+          <w:lang w:val="en-US"/>
+        </w:rPr>
+        <w:t xml:space="preserve">…. </w:t>
+      </w:r>
+      <w:r>
+        <w:rPr>
+          <w:color w:val="538135" w:themeColor="accent6" w:themeShade="BF"/>
+          <w:lang w:val="en-US"/>
+        </w:rPr>
+        <w:t>requestTimeout="00:20:00"</w:t>
+      </w:r>
+      <w:r>
+        <w:rPr>
+          <w:color w:val="2E74B5" w:themeColor="accent5" w:themeShade="BF"/>
+          <w:lang w:val="en-US"/>
+        </w:rPr>
+        <w:t>&gt;</w:t>
+      </w:r>
+    </w:p>
+    <w:p>
+      <w:pPr>
+        <w:pStyle w:val="a3"/>
+        <w:ind w:left="567"/>
+        <w:rPr>
+          <w:color w:val="2E74B5" w:themeColor="accent5" w:themeShade="BF"/>
+          <w:lang w:val="en-US"/>
+        </w:rPr>
+      </w:pPr>
+      <w:r>
+        <w:rPr>
+          <w:color w:val="2E74B5" w:themeColor="accent5" w:themeShade="BF"/>
+          <w:lang w:val="en-US"/>
+        </w:rPr>
+        <w:t>….</w:t>
+      </w:r>
+      <w:bookmarkStart w:id="0" w:name="_GoBack"/>
+      <w:bookmarkEnd w:id="0"/>
+    </w:p>
+    <w:p>
+      <w:pPr>
+        <w:pStyle w:val="a3"/>
+        <w:ind w:left="567"/>
+        <w:rPr>
+          <w:color w:val="538135" w:themeColor="accent6" w:themeShade="BF"/>
+        </w:rPr>
+      </w:pPr>
+      <w:r>
+        <w:rPr>
+          <w:color w:val="538135" w:themeColor="accent6" w:themeShade="BF"/>
+        </w:rPr>
+        <w:t>&lt;modules runAllManage</w:t>
+      </w:r>
+      <w:r>
+        <w:rPr>
+          <w:color w:val="538135" w:themeColor="accent6" w:themeShade="BF"/>
+        </w:rPr>
+        <w:t>dModulesForAllRequests="false"&gt;</w:t>
+      </w:r>
+    </w:p>
+    <w:p>
+      <w:pPr>
+        <w:pStyle w:val="a3"/>
+        <w:ind w:left="567"/>
+        <w:rPr>
+          <w:color w:val="538135" w:themeColor="accent6" w:themeShade="BF"/>
+        </w:rPr>
+      </w:pPr>
+      <w:r>
+        <w:rPr>
+          <w:color w:val="538135" w:themeColor="accent6" w:themeShade="BF"/>
+          <w:lang w:val="en-US"/>
+        </w:rPr>
+        <w:t xml:space="preserve">      </w:t>
+      </w:r>
+      <w:r>
+        <w:rPr>
+          <w:color w:val="538135" w:themeColor="accent6" w:themeShade="BF"/>
+        </w:rPr>
+        <w:t>&lt;remove name="WebDAVModule" /&gt;</w:t>
+      </w:r>
+    </w:p>
+    <w:p>
+      <w:pPr>
+        <w:pStyle w:val="a3"/>
+        <w:ind w:left="567"/>
+        <w:rPr>
+          <w:color w:val="538135" w:themeColor="accent6" w:themeShade="BF"/>
+        </w:rPr>
+      </w:pPr>
+      <w:r>
+        <w:rPr>
+          <w:color w:val="538135" w:themeColor="accent6" w:themeShade="BF"/>
+        </w:rPr>
+        <w:t xml:space="preserve"> &lt;/modules&gt;</w:t>
+      </w:r>
+    </w:p>
+    <w:p>
+      <w:pPr>
+        <w:pStyle w:val="a3"/>
+        <w:ind w:left="567"/>
+        <w:rPr>
+          <w:color w:val="538135" w:themeColor="accent6" w:themeShade="BF"/>
+        </w:rPr>
+      </w:pPr>
+      <w:r>
+        <w:rPr>
+          <w:color w:val="538135" w:themeColor="accent6" w:themeShade="BF"/>
+        </w:rPr>
+        <w:t>&lt;security&gt;</w:t>
+      </w:r>
+    </w:p>
+    <w:p>
+      <w:pPr>
+        <w:pStyle w:val="a3"/>
+        <w:ind w:left="567"/>
+        <w:rPr>
+          <w:color w:val="538135" w:themeColor="accent6" w:themeShade="BF"/>
+        </w:rPr>
+      </w:pPr>
+      <w:r>
+        <w:rPr>
+          <w:color w:val="538135" w:themeColor="accent6" w:themeShade="BF"/>
+          <w:lang w:val="en-US"/>
+        </w:rPr>
+        <w:t xml:space="preserve">      </w:t>
+      </w:r>
+      <w:r>
+        <w:rPr>
+          <w:color w:val="538135" w:themeColor="accent6" w:themeShade="BF"/>
+        </w:rPr>
+        <w:t>&lt;requestFiltering&gt;</w:t>
+      </w:r>
+    </w:p>
+    <w:p>
+      <w:pPr>
+        <w:pStyle w:val="a3"/>
+        <w:ind w:left="567"/>
+        <w:rPr>
+          <w:color w:val="538135" w:themeColor="accent6" w:themeShade="BF"/>
+        </w:rPr>
+      </w:pPr>
+      <w:r>
+        <w:rPr>
+          <w:color w:val="538135" w:themeColor="accent6" w:themeShade="BF"/>
+          <w:lang w:val="en-US"/>
+        </w:rPr>
+        <w:t xml:space="preserve">            </w:t>
+      </w:r>
+      <w:r>
+        <w:rPr>
+          <w:color w:val="538135" w:themeColor="accent6" w:themeShade="BF"/>
+        </w:rPr>
+        <w:t>&lt;requestLimits maxAllowedContentLength="157286400" /&gt;</w:t>
+      </w:r>
+    </w:p>
+    <w:p>
+      <w:pPr>
+        <w:pStyle w:val="a3"/>
+        <w:ind w:left="567"/>
+        <w:rPr>
+          <w:color w:val="538135" w:themeColor="accent6" w:themeShade="BF"/>
+        </w:rPr>
+      </w:pPr>
+      <w:r>
+        <w:rPr>
+          <w:color w:val="538135" w:themeColor="accent6" w:themeShade="BF"/>
+          <w:lang w:val="en-US"/>
+        </w:rPr>
+        <w:t xml:space="preserve">      </w:t>
+      </w:r>
+      <w:r>
+        <w:rPr>
+          <w:color w:val="538135" w:themeColor="accent6" w:themeShade="BF"/>
+        </w:rPr>
+        <w:t>&lt;/requestFiltering&gt;</w:t>
+      </w:r>
+    </w:p>
+    <w:p>
+      <w:pPr>
+        <w:pStyle w:val="a3"/>
+        <w:ind w:left="567"/>
+        <w:rPr>
+          <w:color w:val="538135" w:themeColor="accent6" w:themeShade="BF"/>
+        </w:rPr>
+      </w:pPr>
+      <w:r>
+        <w:rPr>
+          <w:color w:val="538135" w:themeColor="accent6" w:themeShade="BF"/>
+        </w:rPr>
+        <w:t>&lt;/security&gt;</w:t>
+      </w:r>
+    </w:p>
+    <w:p>
+      <w:pPr>
+        <w:pStyle w:val="a3"/>
+        <w:ind w:left="567"/>
+        <w:rPr>
+          <w:color w:val="2E74B5" w:themeColor="accent5" w:themeShade="BF"/>
+        </w:rPr>
+      </w:pPr>
+      <w:r>
+        <w:rPr>
+          <w:color w:val="2E74B5" w:themeColor="accent5" w:themeShade="BF"/>
+        </w:rPr>
+        <w:t>&lt;</w:t>
+      </w:r>
+      <w:r>
+        <w:rPr>
+          <w:color w:val="2E74B5" w:themeColor="accent5" w:themeShade="BF"/>
+          <w:lang w:val="en-US"/>
+        </w:rPr>
+        <w:t>/</w:t>
+      </w:r>
+      <w:r>
+        <w:rPr>
+          <w:color w:val="2E74B5" w:themeColor="accent5" w:themeShade="BF"/>
+        </w:rPr>
+        <w:t>system.webServer&gt;</w:t>
+      </w:r>
+    </w:p>
+    <w:p>
+      <w:pPr>
+        <w:pStyle w:val="a3"/>
+        <w:numPr>
           <w:ilvl w:val="1"/>
           <w:numId w:val="1"/>
         </w:numPr>
         <w:ind w:left="0" w:hanging="284"/>
-      </w:pPr>
-      <w:r>
-        <w:rPr>
+        <w:rPr>
+          <w:b/>
+        </w:rPr>
+      </w:pPr>
+      <w:r>
+        <w:rPr>
+          <w:b/>
           <w:lang w:val="ru-RU"/>
         </w:rPr>
         <w:t>Разворачивание комплекса</w:t>
       </w:r>
       <w:r>
         <w:rPr>
+          <w:b/>
           <w:lang w:val="ru-RU"/>
         </w:rPr>
         <w:t xml:space="preserve"> в домене</w:t>
       </w:r>
       <w:r>
         <w:rPr>
+          <w:b/>
           <w:lang w:val="en-US"/>
         </w:rPr>
         <w:t>:</w:t>
@@ -1553,7 +1710,6 @@
         </w:rPr>
         <w:t xml:space="preserve"> </w:t>
       </w:r>
-      <w:proofErr w:type="spellStart"/>
       <w:r>
         <w:rPr>
           <w:lang w:val="ru-RU"/>
@@ -1564,42 +1720,7 @@
         <w:rPr>
           <w:lang w:val="uk-UA"/>
         </w:rPr>
-        <w:t>пу</w:t>
-      </w:r>
-      <w:proofErr w:type="spellEnd"/>
-      <w:r>
-        <w:rPr>
-          <w:lang w:val="uk-UA"/>
-        </w:rPr>
-        <w:t xml:space="preserve"> «</w:t>
-      </w:r>
-      <w:proofErr w:type="spellStart"/>
-      <w:r>
-        <w:rPr>
-          <w:lang w:val="uk-UA"/>
-        </w:rPr>
-        <w:t>Пользователи</w:t>
-      </w:r>
-      <w:proofErr w:type="spellEnd"/>
-      <w:r>
-        <w:rPr>
-          <w:lang w:val="uk-UA"/>
-        </w:rPr>
-        <w:t xml:space="preserve"> </w:t>
-      </w:r>
-      <w:proofErr w:type="spellStart"/>
-      <w:r>
-        <w:rPr>
-          <w:lang w:val="uk-UA"/>
-        </w:rPr>
-        <w:t>комплекса</w:t>
-      </w:r>
-      <w:proofErr w:type="spellEnd"/>
-      <w:r>
-        <w:rPr>
-          <w:lang w:val="uk-UA"/>
-        </w:rPr>
-        <w:t>»;</w:t>
+        <w:t>пу «Пользователи комплекса»;</w:t>
       </w:r>
     </w:p>
     <w:p>
@@ -1615,21 +1736,7 @@
         <w:rPr>
           <w:lang w:val="uk-UA"/>
         </w:rPr>
-        <w:t xml:space="preserve">Установить </w:t>
-      </w:r>
-      <w:proofErr w:type="spellStart"/>
-      <w:r>
-        <w:rPr>
-          <w:lang w:val="uk-UA"/>
-        </w:rPr>
-        <w:t>программу</w:t>
-      </w:r>
-      <w:proofErr w:type="spellEnd"/>
-      <w:r>
-        <w:rPr>
-          <w:lang w:val="uk-UA"/>
-        </w:rPr>
-        <w:t xml:space="preserve"> </w:t>
+        <w:t xml:space="preserve">Установить программу </w:t>
       </w:r>
       <w:r>
         <w:rPr>
@@ -1647,42 +1754,12 @@
         </w:numPr>
         <w:ind w:left="0" w:firstLine="567"/>
       </w:pPr>
-      <w:proofErr w:type="spellStart"/>
-      <w:r>
-        <w:rPr>
-          <w:lang w:val="uk-UA"/>
-        </w:rPr>
-        <w:t>Разрешить</w:t>
-      </w:r>
-      <w:proofErr w:type="spellEnd"/>
-      <w:r>
-        <w:rPr>
-          <w:lang w:val="uk-UA"/>
-        </w:rPr>
-        <w:t xml:space="preserve"> «</w:t>
-      </w:r>
-      <w:proofErr w:type="spellStart"/>
-      <w:r>
-        <w:rPr>
-          <w:lang w:val="uk-UA"/>
-        </w:rPr>
-        <w:t>изменение</w:t>
-      </w:r>
-      <w:proofErr w:type="spellEnd"/>
-      <w:r>
-        <w:rPr>
-          <w:lang w:val="uk-UA"/>
-        </w:rPr>
-        <w:t xml:space="preserve">» </w:t>
-      </w:r>
-      <w:proofErr w:type="spellStart"/>
-      <w:r>
-        <w:rPr>
-          <w:lang w:val="uk-UA"/>
-        </w:rPr>
-        <w:t>групп</w:t>
-      </w:r>
-      <w:proofErr w:type="spellEnd"/>
+      <w:r>
+        <w:rPr>
+          <w:lang w:val="uk-UA"/>
+        </w:rPr>
+        <w:t>Разрешить «изменение» групп</w:t>
+      </w:r>
       <w:r>
         <w:rPr>
           <w:lang w:val="ru-RU"/>
@@ -1740,33 +1817,7 @@
         <w:rPr>
           <w:lang w:val="ru-RU"/>
         </w:rPr>
-        <w:t xml:space="preserve">В </w:t>
-      </w:r>
-      <w:r>
-        <w:rPr>
-          <w:lang w:val="ru-RU"/>
-        </w:rPr>
-        <w:t xml:space="preserve">папке </w:t>
-      </w:r>
-      <w:proofErr w:type="spellStart"/>
-      <w:r>
-        <w:rPr>
-          <w:lang w:val="ru-RU"/>
-        </w:rPr>
-        <w:t>установленой</w:t>
-      </w:r>
-      <w:proofErr w:type="spellEnd"/>
-      <w:r>
-        <w:rPr>
-          <w:lang w:val="ru-RU"/>
-        </w:rPr>
-        <w:t xml:space="preserve"> программы</w:t>
-      </w:r>
-      <w:r>
-        <w:rPr>
-          <w:lang w:val="ru-RU"/>
-        </w:rPr>
-        <w:t xml:space="preserve"> </w:t>
+        <w:t xml:space="preserve">В папке установленой программы </w:t>
       </w:r>
       <w:r>
         <w:t>в</w:t>
@@ -1796,15 +1847,7 @@
         <w:t xml:space="preserve">и </w:t>
       </w:r>
       <w:r>
-        <w:t>[App</w:t>
-      </w:r>
-      <w:proofErr w:type="gramStart"/>
-      <w:r>
-        <w:t>].config</w:t>
-      </w:r>
-      <w:proofErr w:type="gramEnd"/>
-      <w:r>
-        <w:t xml:space="preserve"> ([App] </w:t>
+        <w:t xml:space="preserve">[App].config ([App] </w:t>
       </w:r>
       <w:r>
         <w:t>–</w:t>
@@ -1812,28 +1855,12 @@
       <w:r>
         <w:t xml:space="preserve"> </w:t>
       </w:r>
-      <w:proofErr w:type="spellStart"/>
-      <w:r>
-        <w:rPr>
-          <w:lang w:val="uk-UA"/>
-        </w:rPr>
-        <w:t>название</w:t>
-      </w:r>
-      <w:proofErr w:type="spellEnd"/>
-      <w:r>
-        <w:rPr>
-          <w:lang w:val="uk-UA"/>
-        </w:rPr>
-        <w:t xml:space="preserve"> </w:t>
-      </w:r>
-      <w:proofErr w:type="spellStart"/>
-      <w:r>
-        <w:rPr>
-          <w:lang w:val="uk-UA"/>
-        </w:rPr>
-        <w:t>программ</w:t>
-      </w:r>
-      <w:proofErr w:type="spellEnd"/>
+      <w:r>
+        <w:rPr>
+          <w:lang w:val="uk-UA"/>
+        </w:rPr>
+        <w:t>название программ</w:t>
+      </w:r>
       <w:r>
         <w:t>ы)</w:t>
       </w:r>
@@ -1874,13 +1901,7 @@
         <w:rPr>
           <w:b/>
         </w:rPr>
-        <w:t>workplace.config</w:t>
-      </w:r>
-      <w:r>
-        <w:rPr>
-          <w:b/>
-        </w:rPr>
-        <w:t>:</w:t>
+        <w:t>workplace.config:</w:t>
       </w:r>
     </w:p>
     <w:p>
@@ -1895,7 +1916,10 @@
           <w:sz w:val="19"/>
           <w:szCs w:val="19"/>
         </w:rPr>
-        <w:t>WebApiConnection</w:t>
+        <w:t xml:space="preserve">WebApiConnection </w:t>
+      </w:r>
+      <w:r>
+        <w:t>–</w:t>
       </w:r>
       <w:r>
         <w:rPr>
@@ -1907,8 +1931,26 @@
         <w:t xml:space="preserve"> </w:t>
       </w:r>
       <w:r>
-        <w:t>–</w:t>
-      </w:r>
+        <w:t xml:space="preserve">указать адрес и порт сайта </w:t>
+      </w:r>
+      <w:r>
+        <w:rPr>
+          <w:color w:val="2E74B5" w:themeColor="accent5" w:themeShade="BF"/>
+        </w:rPr>
+        <w:t>mediaApi</w:t>
+      </w:r>
+      <w:r>
+        <w:t xml:space="preserve">; </w:t>
+      </w:r>
+    </w:p>
+    <w:p>
+      <w:pPr>
+        <w:pStyle w:val="a3"/>
+        <w:ind w:left="142" w:firstLine="425"/>
+        <w:rPr>
+          <w:color w:val="538135" w:themeColor="accent6" w:themeShade="BF"/>
+        </w:rPr>
+      </w:pPr>
       <w:r>
         <w:rPr>
           <w:rFonts w:ascii="Consolas" w:hAnsi="Consolas" w:cs="Consolas"/>
@@ -1916,29 +1958,9 @@
           <w:sz w:val="19"/>
           <w:szCs w:val="19"/>
         </w:rPr>
-        <w:t xml:space="preserve"> </w:t>
-      </w:r>
-      <w:r>
-        <w:t xml:space="preserve">указать адрес и порт сайта </w:t>
-      </w:r>
-      <w:r>
-        <w:rPr>
-          <w:color w:val="2E74B5" w:themeColor="accent5" w:themeShade="BF"/>
-        </w:rPr>
-        <w:t>mediaApi</w:t>
-      </w:r>
-      <w:r>
-        <w:t xml:space="preserve">; </w:t>
-      </w:r>
-    </w:p>
-    <w:p>
-      <w:pPr>
-        <w:pStyle w:val="a3"/>
-        <w:ind w:left="142" w:firstLine="425"/>
-        <w:rPr>
-          <w:color w:val="538135" w:themeColor="accent6" w:themeShade="BF"/>
-        </w:rPr>
-      </w:pPr>
+        <w:lastRenderedPageBreak/>
+        <w:t>SmRoPermitApiBaseUri</w:t>
+      </w:r>
       <w:r>
         <w:rPr>
           <w:rFonts w:ascii="Consolas" w:hAnsi="Consolas" w:cs="Consolas"/>
@@ -1946,7 +1968,10 @@
           <w:sz w:val="19"/>
           <w:szCs w:val="19"/>
         </w:rPr>
-        <w:t>SmRoPermitApiBaseUri</w:t>
+        <w:t xml:space="preserve"> </w:t>
+      </w:r>
+      <w:r>
+        <w:t>–</w:t>
       </w:r>
       <w:r>
         <w:rPr>
@@ -1958,438 +1983,197 @@
         <w:t xml:space="preserve"> </w:t>
       </w:r>
       <w:r>
-        <w:t>–</w:t>
-      </w:r>
-      <w:r>
+        <w:t>указать адрес и порт сайта</w:t>
+      </w:r>
+      <w:r>
+        <w:t xml:space="preserve"> </w:t>
+      </w:r>
+      <w:r>
+        <w:rPr>
+          <w:color w:val="538135" w:themeColor="accent6" w:themeShade="BF"/>
+        </w:rPr>
+        <w:t>permitApi</w:t>
+      </w:r>
+      <w:r>
+        <w:rPr>
+          <w:color w:val="538135" w:themeColor="accent6" w:themeShade="BF"/>
+        </w:rPr>
+        <w:t>;</w:t>
+      </w:r>
+    </w:p>
+    <w:p>
+      <w:pPr>
+        <w:pStyle w:val="a3"/>
+        <w:ind w:left="142" w:firstLine="425"/>
+        <w:rPr>
+          <w:b/>
+        </w:rPr>
+      </w:pPr>
+      <w:r>
+        <w:rPr>
+          <w:b/>
+        </w:rPr>
+        <w:t>[App].config:</w:t>
+      </w:r>
+    </w:p>
+    <w:p>
+      <w:pPr>
+        <w:pStyle w:val="a3"/>
+        <w:ind w:left="142" w:firstLine="425"/>
         <w:rPr>
           <w:rFonts w:ascii="Consolas" w:hAnsi="Consolas" w:cs="Consolas"/>
           <w:color w:val="0000FF"/>
           <w:sz w:val="19"/>
           <w:szCs w:val="19"/>
         </w:rPr>
-        <w:t xml:space="preserve"> </w:t>
-      </w:r>
-      <w:r>
-        <w:t>указать адрес и порт сайта</w:t>
-      </w:r>
-      <w:r>
-        <w:t xml:space="preserve"> </w:t>
-      </w:r>
-      <w:r>
-        <w:rPr>
-          <w:color w:val="538135" w:themeColor="accent6" w:themeShade="BF"/>
-        </w:rPr>
-        <w:t>permitApi</w:t>
-      </w:r>
-      <w:r>
-        <w:rPr>
-          <w:color w:val="538135" w:themeColor="accent6" w:themeShade="BF"/>
-        </w:rPr>
-        <w:t>;</w:t>
-      </w:r>
-    </w:p>
-    <w:p>
-      <w:pPr>
-        <w:pStyle w:val="a3"/>
-        <w:ind w:left="142" w:firstLine="425"/>
-        <w:rPr>
-          <w:b/>
-          <w:lang w:val="en-US"/>
-        </w:rPr>
-      </w:pPr>
-      <w:r>
-        <w:rPr>
-          <w:b/>
-          <w:lang w:val="en-US"/>
-        </w:rPr>
-        <w:t>[App].</w:t>
-      </w:r>
-      <w:proofErr w:type="spellStart"/>
-      <w:r>
-        <w:rPr>
-          <w:b/>
-          <w:lang w:val="en-US"/>
-        </w:rPr>
-        <w:t>config</w:t>
-      </w:r>
-      <w:proofErr w:type="spellEnd"/>
-      <w:r>
-        <w:rPr>
-          <w:b/>
-          <w:lang w:val="en-US"/>
-        </w:rPr>
-        <w:t>:</w:t>
-      </w:r>
-    </w:p>
-    <w:p>
-      <w:pPr>
-        <w:pStyle w:val="a3"/>
-        <w:ind w:left="142" w:firstLine="425"/>
+      </w:pPr>
+      <w:r>
         <w:rPr>
           <w:rFonts w:ascii="Consolas" w:hAnsi="Consolas" w:cs="Consolas"/>
           <w:color w:val="0000FF"/>
           <w:sz w:val="19"/>
           <w:szCs w:val="19"/>
-          <w:lang w:val="en-US"/>
-        </w:rPr>
-      </w:pPr>
-      <w:proofErr w:type="spellStart"/>
-      <w:r>
+        </w:rPr>
+        <w:t>ConnectionStringDdex</w:t>
+      </w:r>
+      <w:r>
+        <w:rPr>
+          <w:lang w:val="uk-UA"/>
+        </w:rPr>
+        <w:t xml:space="preserve"> </w:t>
+      </w:r>
+      <w:r>
+        <w:t>–</w:t>
+      </w:r>
+      <w:r>
+        <w:t xml:space="preserve"> стока подключения к БД </w:t>
+      </w:r>
+      <w:r>
+        <w:rPr>
+          <w:b/>
+        </w:rPr>
+        <w:t>DDEX</w:t>
+      </w:r>
+      <w:r>
+        <w:t xml:space="preserve">, логин </w:t>
+      </w:r>
+      <w:r>
+        <w:t>ddexUser</w:t>
+      </w:r>
+      <w:r>
+        <w:t>;</w:t>
+      </w:r>
+    </w:p>
+    <w:p>
+      <w:pPr>
+        <w:pStyle w:val="a3"/>
+        <w:ind w:left="142" w:firstLine="425"/>
         <w:rPr>
           <w:rFonts w:ascii="Consolas" w:hAnsi="Consolas" w:cs="Consolas"/>
           <w:color w:val="0000FF"/>
           <w:sz w:val="19"/>
           <w:szCs w:val="19"/>
-          <w:lang w:val="en-US"/>
-        </w:rPr>
-        <w:t>ConnectionStringDdex</w:t>
-      </w:r>
-      <w:proofErr w:type="spellEnd"/>
-      <w:r>
-        <w:rPr>
-          <w:lang w:val="uk-UA"/>
-        </w:rPr>
-        <w:t xml:space="preserve"> </w:t>
-      </w:r>
-      <w:r>
-        <w:t>–</w:t>
-      </w:r>
-      <w:r>
-        <w:rPr>
-          <w:lang w:val="en-US"/>
-        </w:rPr>
-        <w:t xml:space="preserve"> </w:t>
-      </w:r>
-      <w:r>
-        <w:rPr>
-          <w:lang w:val="ru-RU"/>
-        </w:rPr>
-        <w:t>стока</w:t>
-      </w:r>
-      <w:r>
-        <w:rPr>
-          <w:lang w:val="en-US"/>
-        </w:rPr>
-        <w:t xml:space="preserve"> </w:t>
-      </w:r>
-      <w:r>
-        <w:rPr>
-          <w:lang w:val="ru-RU"/>
-        </w:rPr>
-        <w:t>подключения</w:t>
-      </w:r>
-      <w:r>
-        <w:rPr>
-          <w:lang w:val="en-US"/>
-        </w:rPr>
-        <w:t xml:space="preserve"> </w:t>
-      </w:r>
-      <w:r>
-        <w:rPr>
-          <w:lang w:val="ru-RU"/>
-        </w:rPr>
-        <w:t>к</w:t>
-      </w:r>
-      <w:r>
-        <w:rPr>
-          <w:lang w:val="en-US"/>
-        </w:rPr>
-        <w:t xml:space="preserve"> </w:t>
-      </w:r>
-      <w:r>
-        <w:rPr>
-          <w:lang w:val="ru-RU"/>
-        </w:rPr>
-        <w:t>БД</w:t>
-      </w:r>
-      <w:r>
-        <w:rPr>
-          <w:lang w:val="en-US"/>
-        </w:rPr>
-        <w:t xml:space="preserve"> </w:t>
-      </w:r>
-      <w:r>
-        <w:rPr>
-          <w:b/>
-          <w:lang w:val="en-US"/>
-        </w:rPr>
-        <w:t>DDEX</w:t>
-      </w:r>
-      <w:r>
-        <w:rPr>
-          <w:lang w:val="en-US"/>
-        </w:rPr>
-        <w:t xml:space="preserve">, </w:t>
-      </w:r>
-      <w:r>
-        <w:rPr>
-          <w:lang w:val="ru-RU"/>
-        </w:rPr>
-        <w:t>логин</w:t>
-      </w:r>
-      <w:r>
-        <w:rPr>
-          <w:lang w:val="en-US"/>
-        </w:rPr>
-        <w:t xml:space="preserve"> </w:t>
-      </w:r>
-      <w:r>
-        <w:t>ddexUser</w:t>
-      </w:r>
-      <w:r>
-        <w:rPr>
-          <w:lang w:val="en-US"/>
-        </w:rPr>
-        <w:t>;</w:t>
-      </w:r>
-    </w:p>
-    <w:p>
-      <w:pPr>
-        <w:pStyle w:val="a3"/>
-        <w:ind w:left="142" w:firstLine="425"/>
+        </w:rPr>
+      </w:pPr>
+      <w:r>
         <w:rPr>
           <w:rFonts w:ascii="Consolas" w:hAnsi="Consolas" w:cs="Consolas"/>
           <w:color w:val="0000FF"/>
           <w:sz w:val="19"/>
           <w:szCs w:val="19"/>
-          <w:lang w:val="en-US"/>
-        </w:rPr>
-      </w:pPr>
-      <w:proofErr w:type="spellStart"/>
-      <w:r>
+        </w:rPr>
+        <w:t>ConnectionStringWid</w:t>
+      </w:r>
+      <w:r>
+        <w:rPr>
+          <w:lang w:val="uk-UA"/>
+        </w:rPr>
+        <w:t xml:space="preserve"> </w:t>
+      </w:r>
+      <w:r>
+        <w:t>–</w:t>
+      </w:r>
+      <w:r>
+        <w:t xml:space="preserve"> стока подключения к БД </w:t>
+      </w:r>
+      <w:r>
+        <w:rPr>
+          <w:b/>
+        </w:rPr>
+        <w:t>WID_IPI</w:t>
+      </w:r>
+      <w:r>
+        <w:t xml:space="preserve">, логин </w:t>
+      </w:r>
+      <w:r>
+        <w:t>ddexUser</w:t>
+      </w:r>
+      <w:r>
+        <w:t>;</w:t>
+      </w:r>
+    </w:p>
+    <w:p>
+      <w:pPr>
+        <w:pStyle w:val="a3"/>
+        <w:ind w:left="142" w:firstLine="425"/>
         <w:rPr>
           <w:rFonts w:ascii="Consolas" w:hAnsi="Consolas" w:cs="Consolas"/>
           <w:color w:val="0000FF"/>
           <w:sz w:val="19"/>
           <w:szCs w:val="19"/>
-          <w:lang w:val="en-US"/>
-        </w:rPr>
-        <w:t>ConnectionStringWid</w:t>
-      </w:r>
-      <w:proofErr w:type="spellEnd"/>
-      <w:r>
-        <w:rPr>
-          <w:lang w:val="uk-UA"/>
-        </w:rPr>
-        <w:t xml:space="preserve"> </w:t>
-      </w:r>
-      <w:r>
-        <w:t>–</w:t>
-      </w:r>
-      <w:r>
-        <w:rPr>
-          <w:lang w:val="en-US"/>
-        </w:rPr>
-        <w:t xml:space="preserve"> </w:t>
-      </w:r>
-      <w:r>
-        <w:rPr>
-          <w:lang w:val="ru-RU"/>
-        </w:rPr>
-        <w:t>стока</w:t>
-      </w:r>
-      <w:r>
-        <w:rPr>
-          <w:lang w:val="en-US"/>
-        </w:rPr>
-        <w:t xml:space="preserve"> </w:t>
-      </w:r>
-      <w:r>
-        <w:rPr>
-          <w:lang w:val="ru-RU"/>
-        </w:rPr>
-        <w:t>подключения</w:t>
-      </w:r>
-      <w:r>
-        <w:rPr>
-          <w:lang w:val="en-US"/>
-        </w:rPr>
-        <w:t xml:space="preserve"> </w:t>
-      </w:r>
-      <w:r>
-        <w:rPr>
-          <w:lang w:val="ru-RU"/>
-        </w:rPr>
-        <w:t>к</w:t>
-      </w:r>
-      <w:r>
-        <w:rPr>
-          <w:lang w:val="en-US"/>
-        </w:rPr>
-        <w:t xml:space="preserve"> </w:t>
-      </w:r>
-      <w:r>
-        <w:rPr>
-          <w:lang w:val="ru-RU"/>
-        </w:rPr>
-        <w:t>БД</w:t>
-      </w:r>
-      <w:r>
-        <w:rPr>
-          <w:lang w:val="en-US"/>
-        </w:rPr>
-        <w:t xml:space="preserve"> </w:t>
-      </w:r>
-      <w:r>
-        <w:rPr>
-          <w:b/>
-          <w:lang w:val="en-US"/>
-        </w:rPr>
-        <w:t>WID_IPI</w:t>
-      </w:r>
-      <w:r>
-        <w:rPr>
-          <w:lang w:val="en-US"/>
-        </w:rPr>
-        <w:t xml:space="preserve">, </w:t>
-      </w:r>
-      <w:r>
-        <w:rPr>
-          <w:lang w:val="ru-RU"/>
-        </w:rPr>
-        <w:t>логин</w:t>
-      </w:r>
-      <w:r>
-        <w:rPr>
-          <w:lang w:val="en-US"/>
-        </w:rPr>
-        <w:t xml:space="preserve"> </w:t>
-      </w:r>
-      <w:r>
-        <w:t>ddexUser</w:t>
-      </w:r>
-      <w:r>
-        <w:rPr>
-          <w:lang w:val="en-US"/>
-        </w:rPr>
-        <w:t>;</w:t>
-      </w:r>
-    </w:p>
-    <w:p>
-      <w:pPr>
-        <w:pStyle w:val="a3"/>
-        <w:ind w:left="142" w:firstLine="425"/>
+          <w:lang w:val="uk-UA"/>
+        </w:rPr>
+      </w:pPr>
+      <w:r>
         <w:rPr>
           <w:rFonts w:ascii="Consolas" w:hAnsi="Consolas" w:cs="Consolas"/>
           <w:color w:val="0000FF"/>
           <w:sz w:val="19"/>
           <w:szCs w:val="19"/>
-          <w:lang w:val="uk-UA"/>
-        </w:rPr>
-      </w:pPr>
-      <w:proofErr w:type="spellStart"/>
-      <w:r>
+        </w:rPr>
+        <w:t>ConnectionStringMs</w:t>
+      </w:r>
+      <w:r>
+        <w:rPr>
+          <w:lang w:val="uk-UA"/>
+        </w:rPr>
+        <w:t xml:space="preserve"> </w:t>
+      </w:r>
+      <w:r>
+        <w:t>–</w:t>
+      </w:r>
+      <w:r>
+        <w:t xml:space="preserve"> стока подключения к БД </w:t>
+      </w:r>
+      <w:r>
+        <w:rPr>
+          <w:b/>
+        </w:rPr>
+        <w:t>комплекса</w:t>
+      </w:r>
+      <w:r>
+        <w:t xml:space="preserve">, логин </w:t>
+      </w:r>
+      <w:r>
+        <w:t>ddexUser</w:t>
+      </w:r>
+      <w:r>
+        <w:t>;</w:t>
+      </w:r>
+    </w:p>
+    <w:p>
+      <w:pPr>
+        <w:pStyle w:val="a3"/>
+        <w:ind w:left="142" w:firstLine="425"/>
         <w:rPr>
           <w:rFonts w:ascii="Consolas" w:hAnsi="Consolas" w:cs="Consolas"/>
           <w:color w:val="0000FF"/>
           <w:sz w:val="19"/>
           <w:szCs w:val="19"/>
-          <w:lang w:val="en-US"/>
-        </w:rPr>
-        <w:t>ConnectionStringMs</w:t>
-      </w:r>
-      <w:proofErr w:type="spellEnd"/>
-      <w:r>
-        <w:rPr>
-          <w:lang w:val="uk-UA"/>
-        </w:rPr>
-        <w:t xml:space="preserve"> </w:t>
-      </w:r>
-      <w:r>
-        <w:t>–</w:t>
-      </w:r>
-      <w:r>
-        <w:rPr>
-          <w:lang w:val="en-US"/>
-        </w:rPr>
-        <w:t xml:space="preserve"> </w:t>
-      </w:r>
-      <w:r>
-        <w:rPr>
-          <w:lang w:val="ru-RU"/>
-        </w:rPr>
-        <w:t>стока</w:t>
-      </w:r>
-      <w:r>
-        <w:rPr>
-          <w:lang w:val="en-US"/>
-        </w:rPr>
-        <w:t xml:space="preserve"> </w:t>
-      </w:r>
-      <w:r>
-        <w:rPr>
-          <w:lang w:val="ru-RU"/>
-        </w:rPr>
-        <w:t>подключения</w:t>
-      </w:r>
-      <w:r>
-        <w:rPr>
-          <w:lang w:val="en-US"/>
-        </w:rPr>
-        <w:t xml:space="preserve"> </w:t>
-      </w:r>
-      <w:r>
-        <w:rPr>
-          <w:lang w:val="ru-RU"/>
-        </w:rPr>
-        <w:t>к</w:t>
-      </w:r>
-      <w:r>
-        <w:rPr>
-          <w:lang w:val="en-US"/>
-        </w:rPr>
-        <w:t xml:space="preserve"> </w:t>
-      </w:r>
-      <w:r>
-        <w:rPr>
-          <w:lang w:val="ru-RU"/>
-        </w:rPr>
-        <w:t>БД</w:t>
-      </w:r>
-      <w:r>
-        <w:rPr>
-          <w:lang w:val="en-US"/>
-        </w:rPr>
-        <w:t xml:space="preserve"> </w:t>
-      </w:r>
-      <w:r>
-        <w:rPr>
-          <w:lang w:val="ru-RU"/>
-        </w:rPr>
-        <w:t>комплекса</w:t>
-      </w:r>
-      <w:r>
-        <w:rPr>
-          <w:lang w:val="en-US"/>
-        </w:rPr>
-        <w:t xml:space="preserve">, </w:t>
-      </w:r>
-      <w:r>
-        <w:rPr>
-          <w:lang w:val="ru-RU"/>
-        </w:rPr>
-        <w:t>логин</w:t>
-      </w:r>
-      <w:r>
-        <w:rPr>
-          <w:lang w:val="en-US"/>
-        </w:rPr>
-        <w:t xml:space="preserve"> </w:t>
-      </w:r>
-      <w:r>
-        <w:t>ddexUser</w:t>
-      </w:r>
-      <w:r>
-        <w:rPr>
-          <w:lang w:val="en-US"/>
-        </w:rPr>
-        <w:t>;</w:t>
-      </w:r>
-    </w:p>
-    <w:p>
-      <w:pPr>
-        <w:pStyle w:val="a3"/>
-        <w:ind w:left="142" w:firstLine="425"/>
+          <w:lang w:val="uk-UA"/>
+        </w:rPr>
+      </w:pPr>
+      <w:r>
         <w:rPr>
           <w:rFonts w:ascii="Consolas" w:hAnsi="Consolas" w:cs="Consolas"/>
           <w:color w:val="0000FF"/>
@@ -2397,9 +2181,50 @@
           <w:szCs w:val="19"/>
           <w:lang w:val="uk-UA"/>
         </w:rPr>
-      </w:pPr>
-      <w:proofErr w:type="spellStart"/>
-      <w:r>
+        <w:t>RepNew.Properties.Settings.MediaService</w:t>
+      </w:r>
+      <w:r>
+        <w:rPr>
+          <w:lang w:val="uk-UA"/>
+        </w:rPr>
+        <w:t xml:space="preserve"> </w:t>
+      </w:r>
+      <w:r>
+        <w:t>–</w:t>
+      </w:r>
+      <w:r>
+        <w:rPr>
+          <w:lang w:val="uk-UA"/>
+        </w:rPr>
+        <w:t xml:space="preserve"> стока подключения к БД </w:t>
+      </w:r>
+      <w:r>
+        <w:rPr>
+          <w:b/>
+          <w:lang w:val="uk-UA"/>
+        </w:rPr>
+        <w:t>комплекса</w:t>
+      </w:r>
+      <w:r>
+        <w:rPr>
+          <w:lang w:val="uk-UA"/>
+        </w:rPr>
+        <w:t xml:space="preserve">, логин </w:t>
+      </w:r>
+      <w:r>
+        <w:t>reportUser</w:t>
+      </w:r>
+      <w:r>
+        <w:rPr>
+          <w:lang w:val="uk-UA"/>
+        </w:rPr>
+        <w:t>;</w:t>
+      </w:r>
+    </w:p>
+    <w:p>
+      <w:pPr>
+        <w:pStyle w:val="a3"/>
+        <w:ind w:left="142" w:firstLine="425"/>
         <w:rPr>
           <w:rFonts w:ascii="Consolas" w:hAnsi="Consolas" w:cs="Consolas"/>
           <w:color w:val="0000FF"/>
@@ -2407,94 +2232,8 @@
           <w:szCs w:val="19"/>
           <w:lang w:val="uk-UA"/>
         </w:rPr>
-        <w:t>RepNew.Properties.Settings.MediaService</w:t>
-      </w:r>
-      <w:proofErr w:type="spellEnd"/>
-      <w:r>
-        <w:rPr>
-          <w:lang w:val="uk-UA"/>
-        </w:rPr>
-        <w:t xml:space="preserve"> </w:t>
-      </w:r>
-      <w:r>
-        <w:t>–</w:t>
-      </w:r>
-      <w:r>
-        <w:rPr>
-          <w:lang w:val="uk-UA"/>
-        </w:rPr>
-        <w:t xml:space="preserve"> </w:t>
-      </w:r>
-      <w:proofErr w:type="spellStart"/>
-      <w:r>
-        <w:rPr>
-          <w:lang w:val="uk-UA"/>
-        </w:rPr>
-        <w:t>стока</w:t>
-      </w:r>
-      <w:proofErr w:type="spellEnd"/>
-      <w:r>
-        <w:rPr>
-          <w:lang w:val="uk-UA"/>
-        </w:rPr>
-        <w:t xml:space="preserve"> </w:t>
-      </w:r>
-      <w:proofErr w:type="spellStart"/>
-      <w:r>
-        <w:rPr>
-          <w:lang w:val="uk-UA"/>
-        </w:rPr>
-        <w:t>подключения</w:t>
-      </w:r>
-      <w:proofErr w:type="spellEnd"/>
-      <w:r>
-        <w:rPr>
-          <w:lang w:val="uk-UA"/>
-        </w:rPr>
-        <w:t xml:space="preserve"> к БД </w:t>
-      </w:r>
-      <w:proofErr w:type="spellStart"/>
-      <w:r>
-        <w:rPr>
-          <w:lang w:val="uk-UA"/>
-        </w:rPr>
-        <w:t>комплекса</w:t>
-      </w:r>
-      <w:proofErr w:type="spellEnd"/>
-      <w:r>
-        <w:rPr>
-          <w:lang w:val="uk-UA"/>
-        </w:rPr>
-        <w:t xml:space="preserve">, </w:t>
-      </w:r>
-      <w:proofErr w:type="spellStart"/>
-      <w:r>
-        <w:rPr>
-          <w:lang w:val="uk-UA"/>
-        </w:rPr>
-        <w:t>логин</w:t>
-      </w:r>
-      <w:proofErr w:type="spellEnd"/>
-      <w:r>
-        <w:rPr>
-          <w:lang w:val="uk-UA"/>
-        </w:rPr>
-        <w:t xml:space="preserve"> </w:t>
-      </w:r>
-      <w:r>
-        <w:t>reportUser</w:t>
-      </w:r>
-      <w:r>
-        <w:rPr>
-          <w:lang w:val="uk-UA"/>
-        </w:rPr>
-        <w:t>;</w:t>
-      </w:r>
-    </w:p>
-    <w:p>
-      <w:pPr>
-        <w:pStyle w:val="a3"/>
-        <w:ind w:left="142" w:firstLine="425"/>
+      </w:pPr>
+      <w:r>
         <w:rPr>
           <w:rFonts w:ascii="Consolas" w:hAnsi="Consolas" w:cs="Consolas"/>
           <w:color w:val="0000FF"/>
@@ -2502,19 +2241,8 @@
           <w:szCs w:val="19"/>
           <w:lang w:val="uk-UA"/>
         </w:rPr>
-      </w:pPr>
-      <w:proofErr w:type="spellStart"/>
-      <w:r>
-        <w:rPr>
-          <w:rFonts w:ascii="Consolas" w:hAnsi="Consolas" w:cs="Consolas"/>
-          <w:color w:val="0000FF"/>
-          <w:sz w:val="19"/>
-          <w:szCs w:val="19"/>
-          <w:lang w:val="uk-UA"/>
-        </w:rPr>
         <w:t>ReportsLibrary.Properties.Settings.MediaService</w:t>
       </w:r>
-      <w:proofErr w:type="spellEnd"/>
       <w:r>
         <w:rPr>
           <w:lang w:val="uk-UA"/>
@@ -2528,58 +2256,21 @@
         <w:rPr>
           <w:lang w:val="uk-UA"/>
         </w:rPr>
-        <w:t xml:space="preserve"> </w:t>
-      </w:r>
-      <w:proofErr w:type="spellStart"/>
-      <w:r>
-        <w:rPr>
-          <w:lang w:val="uk-UA"/>
-        </w:rPr>
-        <w:t>стока</w:t>
-      </w:r>
-      <w:proofErr w:type="spellEnd"/>
-      <w:r>
-        <w:rPr>
-          <w:lang w:val="uk-UA"/>
-        </w:rPr>
-        <w:t xml:space="preserve"> </w:t>
-      </w:r>
-      <w:proofErr w:type="spellStart"/>
-      <w:r>
-        <w:rPr>
-          <w:lang w:val="uk-UA"/>
-        </w:rPr>
-        <w:t>подключения</w:t>
-      </w:r>
-      <w:proofErr w:type="spellEnd"/>
-      <w:r>
-        <w:rPr>
-          <w:lang w:val="uk-UA"/>
-        </w:rPr>
-        <w:t xml:space="preserve"> к БД </w:t>
-      </w:r>
-      <w:proofErr w:type="spellStart"/>
-      <w:r>
-        <w:rPr>
+        <w:t xml:space="preserve"> стока подключения к БД </w:t>
+      </w:r>
+      <w:r>
+        <w:rPr>
+          <w:b/>
           <w:lang w:val="uk-UA"/>
         </w:rPr>
         <w:t>комплекса</w:t>
       </w:r>
-      <w:proofErr w:type="spellEnd"/>
-      <w:r>
-        <w:rPr>
-          <w:lang w:val="uk-UA"/>
-        </w:rPr>
-        <w:t xml:space="preserve">, </w:t>
-      </w:r>
-      <w:proofErr w:type="spellStart"/>
-      <w:r>
-        <w:rPr>
-          <w:lang w:val="uk-UA"/>
-        </w:rPr>
-        <w:t>логин</w:t>
-      </w:r>
-      <w:proofErr w:type="spellEnd"/>
+      <w:r>
+        <w:rPr>
+          <w:lang w:val="uk-UA"/>
+        </w:rPr>
+        <w:t>, логин</w:t>
+      </w:r>
       <w:r>
         <w:t xml:space="preserve"> </w:t>
       </w:r>
@@ -2592,8 +2283,6 @@
         </w:rPr>
         <w:t>;</w:t>
       </w:r>
-      <w:bookmarkStart w:id="0" w:name="_GoBack"/>
-      <w:bookmarkEnd w:id="0"/>
     </w:p>
     <w:sectPr>
       <w:pgSz w:w="11906" w:h="16838"/>
